--- a/Java/Tổng quan về kế thừa.docx
+++ b/Java/Tổng quan về kế thừa.docx
@@ -1,6 +1,6 @@
 
 <file path=word/document.xml><?xml version="1.0" encoding="utf-8"?>
-<w:document xmlns:wpc="http://schemas.microsoft.com/office/word/2010/wordprocessingCanvas" xmlns:mc="http://schemas.openxmlformats.org/markup-compatibility/2006" xmlns:o="urn:schemas-microsoft-com:office:office" xmlns:r="http://schemas.openxmlformats.org/officeDocument/2006/relationships" xmlns:m="http://schemas.openxmlformats.org/officeDocument/2006/math" xmlns:v="urn:schemas-microsoft-com:vml" xmlns:wp14="http://schemas.microsoft.com/office/word/2010/wordprocessingDrawing" xmlns:wp="http://schemas.openxmlformats.org/drawingml/2006/wordprocessingDrawing" xmlns:w10="urn:schemas-microsoft-com:office:word" xmlns:w="http://schemas.openxmlformats.org/wordprocessingml/2006/main" xmlns:w14="http://schemas.microsoft.com/office/word/2010/wordml" xmlns:w15="http://schemas.microsoft.com/office/word/2012/wordml" xmlns:wpg="http://schemas.microsoft.com/office/word/2010/wordprocessingGroup" xmlns:wpi="http://schemas.microsoft.com/office/word/2010/wordprocessingInk" xmlns:wne="http://schemas.microsoft.com/office/word/2006/wordml" xmlns:wps="http://schemas.microsoft.com/office/word/2010/wordprocessingShape" mc:Ignorable="w14 w15 wp14">
+<w:document xmlns:wpc="http://schemas.microsoft.com/office/word/2010/wordprocessingCanvas" xmlns:cx="http://schemas.microsoft.com/office/drawing/2014/chartex" xmlns:mc="http://schemas.openxmlformats.org/markup-compatibility/2006" xmlns:o="urn:schemas-microsoft-com:office:office" xmlns:r="http://schemas.openxmlformats.org/officeDocument/2006/relationships" xmlns:m="http://schemas.openxmlformats.org/officeDocument/2006/math" xmlns:v="urn:schemas-microsoft-com:vml" xmlns:wp14="http://schemas.microsoft.com/office/word/2010/wordprocessingDrawing" xmlns:wp="http://schemas.openxmlformats.org/drawingml/2006/wordprocessingDrawing" xmlns:w10="urn:schemas-microsoft-com:office:word" xmlns:w="http://schemas.openxmlformats.org/wordprocessingml/2006/main" xmlns:w14="http://schemas.microsoft.com/office/word/2010/wordml" xmlns:w15="http://schemas.microsoft.com/office/word/2012/wordml" xmlns:w16se="http://schemas.microsoft.com/office/word/2015/wordml/symex" xmlns:wpg="http://schemas.microsoft.com/office/word/2010/wordprocessingGroup" xmlns:wpi="http://schemas.microsoft.com/office/word/2010/wordprocessingInk" xmlns:wne="http://schemas.microsoft.com/office/word/2006/wordml" xmlns:wps="http://schemas.microsoft.com/office/word/2010/wordprocessingShape" mc:Ignorable="w14 w15 w16se wp14">
   <w:body>
     <w:p>
       <w:pPr>
@@ -582,6 +582,7 @@
       <w:r>
         <w:rPr>
           <w:rFonts w:ascii="Times New Roman" w:eastAsia="Times New Roman" w:hAnsi="Times New Roman" w:cs="Times New Roman"/>
+          <w:color w:val="FF0000"/>
           <w:sz w:val="24"/>
           <w:szCs w:val="24"/>
         </w:rPr>
@@ -591,15 +592,17 @@
       <w:r>
         <w:rPr>
           <w:rFonts w:ascii="Times New Roman" w:eastAsia="Times New Roman" w:hAnsi="Times New Roman" w:cs="Times New Roman"/>
-          <w:sz w:val="24"/>
-          <w:szCs w:val="24"/>
-        </w:rPr>
-        <w:t xml:space="preserve"> </w:t>
-      </w:r>
-      <w:proofErr w:type="spellStart"/>
-      <w:r>
-        <w:rPr>
-          <w:rFonts w:ascii="Times New Roman" w:eastAsia="Times New Roman" w:hAnsi="Times New Roman" w:cs="Times New Roman"/>
+          <w:color w:val="FF0000"/>
+          <w:sz w:val="24"/>
+          <w:szCs w:val="24"/>
+        </w:rPr>
+        <w:t xml:space="preserve"> </w:t>
+      </w:r>
+      <w:proofErr w:type="spellStart"/>
+      <w:r>
+        <w:rPr>
+          <w:rFonts w:ascii="Times New Roman" w:eastAsia="Times New Roman" w:hAnsi="Times New Roman" w:cs="Times New Roman"/>
+          <w:color w:val="FF0000"/>
           <w:sz w:val="24"/>
           <w:szCs w:val="24"/>
         </w:rPr>
@@ -609,15 +612,17 @@
       <w:r>
         <w:rPr>
           <w:rFonts w:ascii="Times New Roman" w:eastAsia="Times New Roman" w:hAnsi="Times New Roman" w:cs="Times New Roman"/>
-          <w:sz w:val="24"/>
-          <w:szCs w:val="24"/>
-        </w:rPr>
-        <w:t xml:space="preserve"> </w:t>
-      </w:r>
-      <w:proofErr w:type="spellStart"/>
-      <w:r>
-        <w:rPr>
-          <w:rFonts w:ascii="Times New Roman" w:eastAsia="Times New Roman" w:hAnsi="Times New Roman" w:cs="Times New Roman"/>
+          <w:color w:val="FF0000"/>
+          <w:sz w:val="24"/>
+          <w:szCs w:val="24"/>
+        </w:rPr>
+        <w:t xml:space="preserve"> </w:t>
+      </w:r>
+      <w:proofErr w:type="spellStart"/>
+      <w:r>
+        <w:rPr>
+          <w:rFonts w:ascii="Times New Roman" w:eastAsia="Times New Roman" w:hAnsi="Times New Roman" w:cs="Times New Roman"/>
+          <w:color w:val="FF0000"/>
           <w:sz w:val="24"/>
           <w:szCs w:val="24"/>
         </w:rPr>
@@ -627,15 +632,17 @@
       <w:r>
         <w:rPr>
           <w:rFonts w:ascii="Times New Roman" w:eastAsia="Times New Roman" w:hAnsi="Times New Roman" w:cs="Times New Roman"/>
-          <w:sz w:val="24"/>
-          <w:szCs w:val="24"/>
-        </w:rPr>
-        <w:t xml:space="preserve"> </w:t>
-      </w:r>
-      <w:proofErr w:type="spellStart"/>
-      <w:r>
-        <w:rPr>
-          <w:rFonts w:ascii="Times New Roman" w:eastAsia="Times New Roman" w:hAnsi="Times New Roman" w:cs="Times New Roman"/>
+          <w:color w:val="FF0000"/>
+          <w:sz w:val="24"/>
+          <w:szCs w:val="24"/>
+        </w:rPr>
+        <w:t xml:space="preserve"> </w:t>
+      </w:r>
+      <w:proofErr w:type="spellStart"/>
+      <w:r>
+        <w:rPr>
+          <w:rFonts w:ascii="Times New Roman" w:eastAsia="Times New Roman" w:hAnsi="Times New Roman" w:cs="Times New Roman"/>
+          <w:color w:val="FF0000"/>
           <w:sz w:val="24"/>
           <w:szCs w:val="24"/>
         </w:rPr>
@@ -645,15 +652,17 @@
       <w:r>
         <w:rPr>
           <w:rFonts w:ascii="Times New Roman" w:eastAsia="Times New Roman" w:hAnsi="Times New Roman" w:cs="Times New Roman"/>
-          <w:sz w:val="24"/>
-          <w:szCs w:val="24"/>
-        </w:rPr>
-        <w:t xml:space="preserve"> </w:t>
-      </w:r>
-      <w:proofErr w:type="spellStart"/>
-      <w:r>
-        <w:rPr>
-          <w:rFonts w:ascii="Times New Roman" w:eastAsia="Times New Roman" w:hAnsi="Times New Roman" w:cs="Times New Roman"/>
+          <w:color w:val="FF0000"/>
+          <w:sz w:val="24"/>
+          <w:szCs w:val="24"/>
+        </w:rPr>
+        <w:t xml:space="preserve"> </w:t>
+      </w:r>
+      <w:proofErr w:type="spellStart"/>
+      <w:r>
+        <w:rPr>
+          <w:rFonts w:ascii="Times New Roman" w:eastAsia="Times New Roman" w:hAnsi="Times New Roman" w:cs="Times New Roman"/>
+          <w:color w:val="FF0000"/>
           <w:sz w:val="24"/>
           <w:szCs w:val="24"/>
         </w:rPr>
@@ -663,15 +672,17 @@
       <w:r>
         <w:rPr>
           <w:rFonts w:ascii="Times New Roman" w:eastAsia="Times New Roman" w:hAnsi="Times New Roman" w:cs="Times New Roman"/>
-          <w:sz w:val="24"/>
-          <w:szCs w:val="24"/>
-        </w:rPr>
-        <w:t xml:space="preserve"> </w:t>
-      </w:r>
-      <w:proofErr w:type="spellStart"/>
-      <w:r>
-        <w:rPr>
-          <w:rFonts w:ascii="Times New Roman" w:eastAsia="Times New Roman" w:hAnsi="Times New Roman" w:cs="Times New Roman"/>
+          <w:color w:val="FF0000"/>
+          <w:sz w:val="24"/>
+          <w:szCs w:val="24"/>
+        </w:rPr>
+        <w:t xml:space="preserve"> </w:t>
+      </w:r>
+      <w:proofErr w:type="spellStart"/>
+      <w:r>
+        <w:rPr>
+          <w:rFonts w:ascii="Times New Roman" w:eastAsia="Times New Roman" w:hAnsi="Times New Roman" w:cs="Times New Roman"/>
+          <w:color w:val="FF0000"/>
           <w:sz w:val="24"/>
           <w:szCs w:val="24"/>
         </w:rPr>
@@ -681,15 +692,17 @@
       <w:r>
         <w:rPr>
           <w:rFonts w:ascii="Times New Roman" w:eastAsia="Times New Roman" w:hAnsi="Times New Roman" w:cs="Times New Roman"/>
-          <w:sz w:val="24"/>
-          <w:szCs w:val="24"/>
-        </w:rPr>
-        <w:t xml:space="preserve"> </w:t>
-      </w:r>
-      <w:proofErr w:type="spellStart"/>
-      <w:r>
-        <w:rPr>
-          <w:rFonts w:ascii="Times New Roman" w:eastAsia="Times New Roman" w:hAnsi="Times New Roman" w:cs="Times New Roman"/>
+          <w:color w:val="FF0000"/>
+          <w:sz w:val="24"/>
+          <w:szCs w:val="24"/>
+        </w:rPr>
+        <w:t xml:space="preserve"> </w:t>
+      </w:r>
+      <w:proofErr w:type="spellStart"/>
+      <w:r>
+        <w:rPr>
+          <w:rFonts w:ascii="Times New Roman" w:eastAsia="Times New Roman" w:hAnsi="Times New Roman" w:cs="Times New Roman"/>
+          <w:color w:val="FF0000"/>
           <w:sz w:val="24"/>
           <w:szCs w:val="24"/>
         </w:rPr>
@@ -699,15 +712,17 @@
       <w:r>
         <w:rPr>
           <w:rFonts w:ascii="Times New Roman" w:eastAsia="Times New Roman" w:hAnsi="Times New Roman" w:cs="Times New Roman"/>
-          <w:sz w:val="24"/>
-          <w:szCs w:val="24"/>
-        </w:rPr>
-        <w:t xml:space="preserve"> </w:t>
-      </w:r>
-      <w:proofErr w:type="spellStart"/>
-      <w:r>
-        <w:rPr>
-          <w:rFonts w:ascii="Times New Roman" w:eastAsia="Times New Roman" w:hAnsi="Times New Roman" w:cs="Times New Roman"/>
+          <w:color w:val="FF0000"/>
+          <w:sz w:val="24"/>
+          <w:szCs w:val="24"/>
+        </w:rPr>
+        <w:t xml:space="preserve"> </w:t>
+      </w:r>
+      <w:proofErr w:type="spellStart"/>
+      <w:r>
+        <w:rPr>
+          <w:rFonts w:ascii="Times New Roman" w:eastAsia="Times New Roman" w:hAnsi="Times New Roman" w:cs="Times New Roman"/>
+          <w:color w:val="FF0000"/>
           <w:sz w:val="24"/>
           <w:szCs w:val="24"/>
         </w:rPr>
@@ -717,6 +732,7 @@
       <w:r>
         <w:rPr>
           <w:rFonts w:ascii="Times New Roman" w:eastAsia="Times New Roman" w:hAnsi="Times New Roman" w:cs="Times New Roman"/>
+          <w:color w:val="FF0000"/>
           <w:sz w:val="24"/>
           <w:szCs w:val="24"/>
         </w:rPr>
@@ -726,6 +742,7 @@
       <w:r>
         <w:rPr>
           <w:rFonts w:ascii="Times New Roman" w:eastAsia="Times New Roman" w:hAnsi="Times New Roman" w:cs="Times New Roman"/>
+          <w:color w:val="FF0000"/>
           <w:sz w:val="24"/>
           <w:szCs w:val="24"/>
         </w:rPr>
@@ -735,15 +752,17 @@
       <w:r>
         <w:rPr>
           <w:rFonts w:ascii="Times New Roman" w:eastAsia="Times New Roman" w:hAnsi="Times New Roman" w:cs="Times New Roman"/>
-          <w:sz w:val="24"/>
-          <w:szCs w:val="24"/>
-        </w:rPr>
-        <w:t xml:space="preserve"> </w:t>
-      </w:r>
-      <w:proofErr w:type="spellStart"/>
-      <w:r>
-        <w:rPr>
-          <w:rFonts w:ascii="Times New Roman" w:eastAsia="Times New Roman" w:hAnsi="Times New Roman" w:cs="Times New Roman"/>
+          <w:color w:val="FF0000"/>
+          <w:sz w:val="24"/>
+          <w:szCs w:val="24"/>
+        </w:rPr>
+        <w:t xml:space="preserve"> </w:t>
+      </w:r>
+      <w:proofErr w:type="spellStart"/>
+      <w:r>
+        <w:rPr>
+          <w:rFonts w:ascii="Times New Roman" w:eastAsia="Times New Roman" w:hAnsi="Times New Roman" w:cs="Times New Roman"/>
+          <w:color w:val="FF0000"/>
           <w:sz w:val="24"/>
           <w:szCs w:val="24"/>
         </w:rPr>
@@ -753,6 +772,7 @@
       <w:r>
         <w:rPr>
           <w:rFonts w:ascii="Times New Roman" w:eastAsia="Times New Roman" w:hAnsi="Times New Roman" w:cs="Times New Roman"/>
+          <w:color w:val="FF0000"/>
           <w:sz w:val="24"/>
           <w:szCs w:val="24"/>
         </w:rPr>
@@ -762,6 +782,7 @@
       <w:r>
         <w:rPr>
           <w:rFonts w:ascii="Times New Roman" w:eastAsia="Times New Roman" w:hAnsi="Times New Roman" w:cs="Times New Roman"/>
+          <w:color w:val="FF0000"/>
           <w:sz w:val="24"/>
           <w:szCs w:val="24"/>
         </w:rPr>
@@ -771,15 +792,17 @@
       <w:r>
         <w:rPr>
           <w:rFonts w:ascii="Times New Roman" w:eastAsia="Times New Roman" w:hAnsi="Times New Roman" w:cs="Times New Roman"/>
-          <w:sz w:val="24"/>
-          <w:szCs w:val="24"/>
-        </w:rPr>
-        <w:t xml:space="preserve"> </w:t>
-      </w:r>
-      <w:proofErr w:type="spellStart"/>
-      <w:r>
-        <w:rPr>
-          <w:rFonts w:ascii="Times New Roman" w:eastAsia="Times New Roman" w:hAnsi="Times New Roman" w:cs="Times New Roman"/>
+          <w:color w:val="FF0000"/>
+          <w:sz w:val="24"/>
+          <w:szCs w:val="24"/>
+        </w:rPr>
+        <w:t xml:space="preserve"> </w:t>
+      </w:r>
+      <w:proofErr w:type="spellStart"/>
+      <w:r>
+        <w:rPr>
+          <w:rFonts w:ascii="Times New Roman" w:eastAsia="Times New Roman" w:hAnsi="Times New Roman" w:cs="Times New Roman"/>
+          <w:color w:val="FF0000"/>
           <w:sz w:val="24"/>
           <w:szCs w:val="24"/>
         </w:rPr>
@@ -789,15 +812,17 @@
       <w:r>
         <w:rPr>
           <w:rFonts w:ascii="Times New Roman" w:eastAsia="Times New Roman" w:hAnsi="Times New Roman" w:cs="Times New Roman"/>
-          <w:sz w:val="24"/>
-          <w:szCs w:val="24"/>
-        </w:rPr>
-        <w:t xml:space="preserve"> </w:t>
-      </w:r>
-      <w:proofErr w:type="spellStart"/>
-      <w:r>
-        <w:rPr>
-          <w:rFonts w:ascii="Times New Roman" w:eastAsia="Times New Roman" w:hAnsi="Times New Roman" w:cs="Times New Roman"/>
+          <w:color w:val="FF0000"/>
+          <w:sz w:val="24"/>
+          <w:szCs w:val="24"/>
+        </w:rPr>
+        <w:t xml:space="preserve"> </w:t>
+      </w:r>
+      <w:proofErr w:type="spellStart"/>
+      <w:r>
+        <w:rPr>
+          <w:rFonts w:ascii="Times New Roman" w:eastAsia="Times New Roman" w:hAnsi="Times New Roman" w:cs="Times New Roman"/>
+          <w:color w:val="FF0000"/>
           <w:sz w:val="24"/>
           <w:szCs w:val="24"/>
         </w:rPr>
@@ -807,15 +832,17 @@
       <w:r>
         <w:rPr>
           <w:rFonts w:ascii="Times New Roman" w:eastAsia="Times New Roman" w:hAnsi="Times New Roman" w:cs="Times New Roman"/>
-          <w:sz w:val="24"/>
-          <w:szCs w:val="24"/>
-        </w:rPr>
-        <w:t xml:space="preserve"> </w:t>
-      </w:r>
-      <w:proofErr w:type="spellStart"/>
-      <w:r>
-        <w:rPr>
-          <w:rFonts w:ascii="Times New Roman" w:eastAsia="Times New Roman" w:hAnsi="Times New Roman" w:cs="Times New Roman"/>
+          <w:color w:val="FF0000"/>
+          <w:sz w:val="24"/>
+          <w:szCs w:val="24"/>
+        </w:rPr>
+        <w:t xml:space="preserve"> </w:t>
+      </w:r>
+      <w:proofErr w:type="spellStart"/>
+      <w:r>
+        <w:rPr>
+          <w:rFonts w:ascii="Times New Roman" w:eastAsia="Times New Roman" w:hAnsi="Times New Roman" w:cs="Times New Roman"/>
+          <w:color w:val="FF0000"/>
           <w:sz w:val="24"/>
           <w:szCs w:val="24"/>
         </w:rPr>
@@ -825,15 +852,17 @@
       <w:r>
         <w:rPr>
           <w:rFonts w:ascii="Times New Roman" w:eastAsia="Times New Roman" w:hAnsi="Times New Roman" w:cs="Times New Roman"/>
-          <w:sz w:val="24"/>
-          <w:szCs w:val="24"/>
-        </w:rPr>
-        <w:t xml:space="preserve"> </w:t>
-      </w:r>
-      <w:proofErr w:type="spellStart"/>
-      <w:r>
-        <w:rPr>
-          <w:rFonts w:ascii="Times New Roman" w:eastAsia="Times New Roman" w:hAnsi="Times New Roman" w:cs="Times New Roman"/>
+          <w:color w:val="FF0000"/>
+          <w:sz w:val="24"/>
+          <w:szCs w:val="24"/>
+        </w:rPr>
+        <w:t xml:space="preserve"> </w:t>
+      </w:r>
+      <w:proofErr w:type="spellStart"/>
+      <w:r>
+        <w:rPr>
+          <w:rFonts w:ascii="Times New Roman" w:eastAsia="Times New Roman" w:hAnsi="Times New Roman" w:cs="Times New Roman"/>
+          <w:color w:val="FF0000"/>
           <w:sz w:val="24"/>
           <w:szCs w:val="24"/>
         </w:rPr>
@@ -843,15 +872,17 @@
       <w:r>
         <w:rPr>
           <w:rFonts w:ascii="Times New Roman" w:eastAsia="Times New Roman" w:hAnsi="Times New Roman" w:cs="Times New Roman"/>
-          <w:sz w:val="24"/>
-          <w:szCs w:val="24"/>
-        </w:rPr>
-        <w:t xml:space="preserve"> </w:t>
-      </w:r>
-      <w:proofErr w:type="spellStart"/>
-      <w:r>
-        <w:rPr>
-          <w:rFonts w:ascii="Times New Roman" w:eastAsia="Times New Roman" w:hAnsi="Times New Roman" w:cs="Times New Roman"/>
+          <w:color w:val="FF0000"/>
+          <w:sz w:val="24"/>
+          <w:szCs w:val="24"/>
+        </w:rPr>
+        <w:t xml:space="preserve"> </w:t>
+      </w:r>
+      <w:proofErr w:type="spellStart"/>
+      <w:r>
+        <w:rPr>
+          <w:rFonts w:ascii="Times New Roman" w:eastAsia="Times New Roman" w:hAnsi="Times New Roman" w:cs="Times New Roman"/>
+          <w:color w:val="FF0000"/>
           <w:sz w:val="24"/>
           <w:szCs w:val="24"/>
         </w:rPr>
@@ -861,15 +892,17 @@
       <w:r>
         <w:rPr>
           <w:rFonts w:ascii="Times New Roman" w:eastAsia="Times New Roman" w:hAnsi="Times New Roman" w:cs="Times New Roman"/>
-          <w:sz w:val="24"/>
-          <w:szCs w:val="24"/>
-        </w:rPr>
-        <w:t xml:space="preserve"> </w:t>
-      </w:r>
-      <w:proofErr w:type="spellStart"/>
-      <w:r>
-        <w:rPr>
-          <w:rFonts w:ascii="Times New Roman" w:eastAsia="Times New Roman" w:hAnsi="Times New Roman" w:cs="Times New Roman"/>
+          <w:color w:val="FF0000"/>
+          <w:sz w:val="24"/>
+          <w:szCs w:val="24"/>
+        </w:rPr>
+        <w:t xml:space="preserve"> </w:t>
+      </w:r>
+      <w:proofErr w:type="spellStart"/>
+      <w:r>
+        <w:rPr>
+          <w:rFonts w:ascii="Times New Roman" w:eastAsia="Times New Roman" w:hAnsi="Times New Roman" w:cs="Times New Roman"/>
+          <w:color w:val="FF0000"/>
           <w:sz w:val="24"/>
           <w:szCs w:val="24"/>
         </w:rPr>
@@ -879,15 +912,17 @@
       <w:r>
         <w:rPr>
           <w:rFonts w:ascii="Times New Roman" w:eastAsia="Times New Roman" w:hAnsi="Times New Roman" w:cs="Times New Roman"/>
-          <w:sz w:val="24"/>
-          <w:szCs w:val="24"/>
-        </w:rPr>
-        <w:t xml:space="preserve"> </w:t>
-      </w:r>
-      <w:proofErr w:type="spellStart"/>
-      <w:r>
-        <w:rPr>
-          <w:rFonts w:ascii="Times New Roman" w:eastAsia="Times New Roman" w:hAnsi="Times New Roman" w:cs="Times New Roman"/>
+          <w:color w:val="FF0000"/>
+          <w:sz w:val="24"/>
+          <w:szCs w:val="24"/>
+        </w:rPr>
+        <w:t xml:space="preserve"> </w:t>
+      </w:r>
+      <w:proofErr w:type="spellStart"/>
+      <w:r>
+        <w:rPr>
+          <w:rFonts w:ascii="Times New Roman" w:eastAsia="Times New Roman" w:hAnsi="Times New Roman" w:cs="Times New Roman"/>
+          <w:color w:val="FF0000"/>
           <w:sz w:val="24"/>
           <w:szCs w:val="24"/>
         </w:rPr>
@@ -897,10 +932,19 @@
       <w:r>
         <w:rPr>
           <w:rFonts w:ascii="Times New Roman" w:eastAsia="Times New Roman" w:hAnsi="Times New Roman" w:cs="Times New Roman"/>
-          <w:sz w:val="24"/>
-          <w:szCs w:val="24"/>
-        </w:rPr>
-        <w:t xml:space="preserve"> con, </w:t>
+          <w:color w:val="FF0000"/>
+          <w:sz w:val="24"/>
+          <w:szCs w:val="24"/>
+        </w:rPr>
+        <w:t xml:space="preserve"> con</w:t>
+      </w:r>
+      <w:r>
+        <w:rPr>
+          <w:rFonts w:ascii="Times New Roman" w:eastAsia="Times New Roman" w:hAnsi="Times New Roman" w:cs="Times New Roman"/>
+          <w:sz w:val="24"/>
+          <w:szCs w:val="24"/>
+        </w:rPr>
+        <w:t xml:space="preserve">, </w:t>
       </w:r>
       <w:proofErr w:type="spellStart"/>
       <w:r>
@@ -1358,7 +1402,7 @@
           <w:sz w:val="24"/>
           <w:szCs w:val="24"/>
         </w:rPr>
-        <w:t xml:space="preserve"> cha</w:t>
+        <w:t xml:space="preserve"> con</w:t>
       </w:r>
       <w:r>
         <w:rPr>
@@ -1634,60 +1678,8 @@
         </w:rPr>
         <w:t xml:space="preserve"> </w:t>
       </w:r>
-      <w:proofErr w:type="spellStart"/>
-      <w:r>
-        <w:rPr>
-          <w:rFonts w:ascii="Times New Roman" w:eastAsia="Times New Roman" w:hAnsi="Times New Roman" w:cs="Times New Roman"/>
-          <w:sz w:val="24"/>
-          <w:szCs w:val="24"/>
-        </w:rPr>
-        <w:t>truy</w:t>
-      </w:r>
-      <w:proofErr w:type="spellEnd"/>
-      <w:r>
-        <w:rPr>
-          <w:rFonts w:ascii="Times New Roman" w:eastAsia="Times New Roman" w:hAnsi="Times New Roman" w:cs="Times New Roman"/>
-          <w:sz w:val="24"/>
-          <w:szCs w:val="24"/>
-        </w:rPr>
-        <w:t xml:space="preserve"> </w:t>
-      </w:r>
-      <w:proofErr w:type="spellStart"/>
-      <w:r>
-        <w:rPr>
-          <w:rFonts w:ascii="Times New Roman" w:eastAsia="Times New Roman" w:hAnsi="Times New Roman" w:cs="Times New Roman"/>
-          <w:sz w:val="24"/>
-          <w:szCs w:val="24"/>
-        </w:rPr>
-        <w:t>cập</w:t>
-      </w:r>
-      <w:proofErr w:type="spellEnd"/>
-      <w:r>
-        <w:rPr>
-          <w:rFonts w:ascii="Times New Roman" w:eastAsia="Times New Roman" w:hAnsi="Times New Roman" w:cs="Times New Roman"/>
-          <w:sz w:val="24"/>
-          <w:szCs w:val="24"/>
-        </w:rPr>
-        <w:t xml:space="preserve"> </w:t>
-      </w:r>
-      <w:proofErr w:type="spellStart"/>
-      <w:r>
-        <w:rPr>
-          <w:rFonts w:ascii="Times New Roman" w:eastAsia="Times New Roman" w:hAnsi="Times New Roman" w:cs="Times New Roman"/>
-          <w:sz w:val="24"/>
-          <w:szCs w:val="24"/>
-        </w:rPr>
-        <w:t>các</w:t>
-      </w:r>
-      <w:proofErr w:type="spellEnd"/>
-      <w:r>
-        <w:rPr>
-          <w:rFonts w:ascii="Times New Roman" w:eastAsia="Times New Roman" w:hAnsi="Times New Roman" w:cs="Times New Roman"/>
-          <w:sz w:val="24"/>
-          <w:szCs w:val="24"/>
-        </w:rPr>
-        <w:t xml:space="preserve"> </w:t>
-      </w:r>
+      <w:bookmarkStart w:id="0" w:name="_GoBack"/>
+      <w:bookmarkEnd w:id="0"/>
       <w:proofErr w:type="spellStart"/>
       <w:r>
         <w:rPr>
@@ -2076,12 +2068,22 @@
           <w:sz w:val="24"/>
           <w:szCs w:val="24"/>
         </w:rPr>
-        <w:t xml:space="preserve"> con </w:t>
-      </w:r>
-      <w:proofErr w:type="spellStart"/>
-      <w:r>
-        <w:rPr>
-          <w:rFonts w:ascii="Times New Roman" w:eastAsia="Times New Roman" w:hAnsi="Times New Roman" w:cs="Times New Roman"/>
+        <w:t xml:space="preserve"> con</w:t>
+      </w:r>
+      <w:r>
+        <w:rPr>
+          <w:rFonts w:ascii="Times New Roman" w:eastAsia="Times New Roman" w:hAnsi="Times New Roman" w:cs="Times New Roman"/>
+          <w:color w:val="FF0000"/>
+          <w:sz w:val="24"/>
+          <w:szCs w:val="24"/>
+        </w:rPr>
+        <w:t xml:space="preserve"> </w:t>
+      </w:r>
+      <w:proofErr w:type="spellStart"/>
+      <w:r>
+        <w:rPr>
+          <w:rFonts w:ascii="Times New Roman" w:eastAsia="Times New Roman" w:hAnsi="Times New Roman" w:cs="Times New Roman"/>
+          <w:color w:val="FF0000"/>
           <w:sz w:val="24"/>
           <w:szCs w:val="24"/>
         </w:rPr>
@@ -2091,6 +2093,7 @@
       <w:r>
         <w:rPr>
           <w:rFonts w:ascii="Times New Roman" w:eastAsia="Times New Roman" w:hAnsi="Times New Roman" w:cs="Times New Roman"/>
+          <w:color w:val="FF0000"/>
           <w:sz w:val="24"/>
           <w:szCs w:val="24"/>
         </w:rPr>
@@ -2963,8 +2966,6 @@
         </w:rPr>
         <w:t xml:space="preserve">. </w:t>
       </w:r>
-      <w:bookmarkStart w:id="0" w:name="_GoBack"/>
-      <w:bookmarkEnd w:id="0"/>
     </w:p>
     <w:p>
       <w:pPr>
@@ -4014,22 +4015,14 @@
         <w:t>super.methodName</w:t>
       </w:r>
       <w:proofErr w:type="spellEnd"/>
+      <w:proofErr w:type="gramEnd"/>
       <w:r>
         <w:rPr>
           <w:rFonts w:ascii="Courier New" w:eastAsia="Times New Roman" w:hAnsi="Courier New" w:cs="Courier New"/>
           <w:sz w:val="20"/>
           <w:szCs w:val="20"/>
         </w:rPr>
-        <w:t>(</w:t>
-      </w:r>
-      <w:proofErr w:type="gramEnd"/>
-      <w:r>
-        <w:rPr>
-          <w:rFonts w:ascii="Courier New" w:eastAsia="Times New Roman" w:hAnsi="Courier New" w:cs="Courier New"/>
-          <w:sz w:val="20"/>
-          <w:szCs w:val="20"/>
-        </w:rPr>
-        <w:t>)</w:t>
+        <w:t>()</w:t>
       </w:r>
       <w:r>
         <w:rPr>
@@ -4964,8 +4957,8 @@
 </file>
 
 <file path=word/numbering.xml><?xml version="1.0" encoding="utf-8"?>
-<w:numbering xmlns:wpc="http://schemas.microsoft.com/office/word/2010/wordprocessingCanvas" xmlns:mc="http://schemas.openxmlformats.org/markup-compatibility/2006" xmlns:o="urn:schemas-microsoft-com:office:office" xmlns:r="http://schemas.openxmlformats.org/officeDocument/2006/relationships" xmlns:m="http://schemas.openxmlformats.org/officeDocument/2006/math" xmlns:v="urn:schemas-microsoft-com:vml" xmlns:wp14="http://schemas.microsoft.com/office/word/2010/wordprocessingDrawing" xmlns:wp="http://schemas.openxmlformats.org/drawingml/2006/wordprocessingDrawing" xmlns:w10="urn:schemas-microsoft-com:office:word" xmlns:w="http://schemas.openxmlformats.org/wordprocessingml/2006/main" xmlns:w14="http://schemas.microsoft.com/office/word/2010/wordml" xmlns:w15="http://schemas.microsoft.com/office/word/2012/wordml" xmlns:wpg="http://schemas.microsoft.com/office/word/2010/wordprocessingGroup" xmlns:wpi="http://schemas.microsoft.com/office/word/2010/wordprocessingInk" xmlns:wne="http://schemas.microsoft.com/office/word/2006/wordml" xmlns:wps="http://schemas.microsoft.com/office/word/2010/wordprocessingShape" mc:Ignorable="w14 w15 wp14">
-  <w:abstractNum w:abstractNumId="0">
+<w:numbering xmlns:wpc="http://schemas.microsoft.com/office/word/2010/wordprocessingCanvas" xmlns:cx="http://schemas.microsoft.com/office/drawing/2014/chartex" xmlns:mc="http://schemas.openxmlformats.org/markup-compatibility/2006" xmlns:o="urn:schemas-microsoft-com:office:office" xmlns:r="http://schemas.openxmlformats.org/officeDocument/2006/relationships" xmlns:m="http://schemas.openxmlformats.org/officeDocument/2006/math" xmlns:v="urn:schemas-microsoft-com:vml" xmlns:wp14="http://schemas.microsoft.com/office/word/2010/wordprocessingDrawing" xmlns:wp="http://schemas.openxmlformats.org/drawingml/2006/wordprocessingDrawing" xmlns:w10="urn:schemas-microsoft-com:office:word" xmlns:w="http://schemas.openxmlformats.org/wordprocessingml/2006/main" xmlns:w14="http://schemas.microsoft.com/office/word/2010/wordml" xmlns:w15="http://schemas.microsoft.com/office/word/2012/wordml" xmlns:w16se="http://schemas.microsoft.com/office/word/2015/wordml/symex" xmlns:wpg="http://schemas.microsoft.com/office/word/2010/wordprocessingGroup" xmlns:wpi="http://schemas.microsoft.com/office/word/2010/wordprocessingInk" xmlns:wne="http://schemas.microsoft.com/office/word/2006/wordml" xmlns:wps="http://schemas.microsoft.com/office/word/2010/wordprocessingShape" mc:Ignorable="w14 w15 w16se wp14">
+  <w:abstractNum w:abstractNumId="0" w15:restartNumberingAfterBreak="0">
     <w:nsid w:val="05885D3B"/>
     <w:multiLevelType w:val="multilevel"/>
     <w:tmpl w:val="C82CE6A0"/>
@@ -5082,7 +5075,7 @@
       </w:pPr>
     </w:lvl>
   </w:abstractNum>
-  <w:abstractNum w:abstractNumId="1">
+  <w:abstractNum w:abstractNumId="1" w15:restartNumberingAfterBreak="0">
     <w:nsid w:val="05D749D6"/>
     <w:multiLevelType w:val="multilevel"/>
     <w:tmpl w:val="AA7E188C"/>
@@ -5209,7 +5202,7 @@
 </file>
 
 <file path=word/styles.xml><?xml version="1.0" encoding="utf-8"?>
-<w:styles xmlns:mc="http://schemas.openxmlformats.org/markup-compatibility/2006" xmlns:r="http://schemas.openxmlformats.org/officeDocument/2006/relationships" xmlns:w="http://schemas.openxmlformats.org/wordprocessingml/2006/main" xmlns:w14="http://schemas.microsoft.com/office/word/2010/wordml" xmlns:w15="http://schemas.microsoft.com/office/word/2012/wordml" mc:Ignorable="w14 w15">
+<w:styles xmlns:mc="http://schemas.openxmlformats.org/markup-compatibility/2006" xmlns:r="http://schemas.openxmlformats.org/officeDocument/2006/relationships" xmlns:w="http://schemas.openxmlformats.org/wordprocessingml/2006/main" xmlns:w14="http://schemas.microsoft.com/office/word/2010/wordml" xmlns:w15="http://schemas.microsoft.com/office/word/2012/wordml" xmlns:w16se="http://schemas.microsoft.com/office/word/2015/wordml/symex" mc:Ignorable="w14 w15 w16se">
   <w:docDefaults>
     <w:rPrDefault>
       <w:rPr>
